--- a/01_The_Blue_Silence/Manuscript/THE_BLUE_SILENCE_Chapter_22_The_Leak.docx
+++ b/01_The_Blue_Silence/Manuscript/THE_BLUE_SILENCE_Chapter_22_The_Leak.docx
@@ -3381,6 +3381,22 @@
       </w:pPr>
       <w:r>
         <w:t>He hated what that did to his thinking.</w:t>
+      </w:r>
+    </w:p>
+    <w:p>
+      <w:pPr>
+        <w:jc w:val="left"/>
+      </w:pPr>
+      <w:r>
+        <w:t>One of the three legitimate prints was hers. On the first day she had asked who investigated ORION. He had never asked who read what she sent to Razak.</w:t>
+      </w:r>
+    </w:p>
+    <w:p>
+      <w:pPr>
+        <w:jc w:val="left"/>
+      </w:pPr>
+      <w:r>
+        <w:t>He told himself it was method. It did not feel like method.</w:t>
       </w:r>
     </w:p>
     <w:p>
